--- a/docs/돌진기_회피창_구조도.docx
+++ b/docs/돌진기_회피창_구조도.docx
@@ -1084,7 +1084,731 @@
         <w:pStyle w:val="Heading1"/>
       </w:pPr>
       <w:r>
-        <w:t xml:space="preserve">5. 아직 확인 안 된 것</w:t>
+        <w:t xml:space="preserve">5. FreezeTime 원리: 샘플 앤 홀드</w:t>
+      </w:r>
+    </w:p>
+    <w:p>
+      <w:pPr>
+        <w:spacing w:after="120"/>
+        <w:jc w:val="center"/>
+      </w:pPr>
+      <w:r>
+        <w:drawing>
+          <wp:inline distT="0" distB="0" distL="0" distR="0">
+            <wp:extent cx="5715000" cy="1990725"/>
+            <wp:effectExtent t="0" r="0" b="0" l="0"/>
+            <wp:docPr id="1" name="" descr="" title=""/>
+            <wp:cNvGraphicFramePr>
+              <a:graphicFrameLocks xmlns:a="http://schemas.openxmlformats.org/drawingml/2006/main" noChangeAspect="1"/>
+            </wp:cNvGraphicFramePr>
+            <a:graphic xmlns:a="http://schemas.openxmlformats.org/drawingml/2006/main">
+              <a:graphicData uri="http://schemas.openxmlformats.org/drawingml/2006/picture">
+                <pic:pic xmlns:pic="http://schemas.openxmlformats.org/drawingml/2006/picture">
+                  <pic:nvPicPr>
+                    <pic:cNvPr id="0" name="" descr=""/>
+                    <pic:cNvPicPr>
+                      <a:picLocks noChangeAspect="1" noChangeArrowheads="1"/>
+                    </pic:cNvPicPr>
+                  </pic:nvPicPr>
+                  <pic:blipFill>
+                    <a:blip r:embed="rId10" cstate="none"/>
+                    <a:srcRect/>
+                    <a:stretch>
+                      <a:fillRect/>
+                    </a:stretch>
+                  </pic:blipFill>
+                  <pic:spPr bwMode="auto">
+                    <a:xfrm>
+                      <a:off x="0" y="0"/>
+                      <a:ext cx="5715000" cy="1990725"/>
+                    </a:xfrm>
+                    <a:prstGeom prst="rect">
+                      <a:avLst/>
+                    </a:prstGeom>
+                  </pic:spPr>
+                </pic:pic>
+              </a:graphicData>
+            </a:graphic>
+          </wp:inline>
+        </w:drawing>
+      </w:r>
+    </w:p>
+    <w:p>
+      <w:pPr>
+        <w:spacing w:after="100"/>
+      </w:pPr>
+      <w:r>
+        <w:t xml:space="preserve">FreezeTime은 "몇 초까지 플레이어를 따라갈지"입니다. 그 전에는 매 프레임 도착점을 다시 계산(샘플)하고, 지나면 갱신을 건너뛰어 마지막 값이 남습니다(홀드). 따로 고정하는 기능이 있는 것이 아니라, 갱신을 멈추면 값이 남는 것뿐입니다. 음향의 샘플 앤 홀드와 같은 원리입니다.</w:t>
+      </w:r>
+    </w:p>
+    <w:tbl>
+      <w:tblPr>
+        <w:tblW w:type="dxa" w:w="9026"/>
+        <w:tblBorders>
+          <w:top w:val="single" w:color="auto" w:sz="4"/>
+          <w:left w:val="single" w:color="auto" w:sz="4"/>
+          <w:bottom w:val="single" w:color="auto" w:sz="4"/>
+          <w:right w:val="single" w:color="auto" w:sz="4"/>
+          <w:insideH w:val="single" w:color="auto" w:sz="4"/>
+          <w:insideV w:val="single" w:color="auto" w:sz="4"/>
+        </w:tblBorders>
+      </w:tblPr>
+      <w:tblGrid>
+        <w:gridCol w:w="1800"/>
+        <w:gridCol w:w="3600"/>
+        <w:gridCol w:w="3626"/>
+      </w:tblGrid>
+      <w:tr>
+        <w:tc>
+          <w:tcPr>
+            <w:tcW w:type="dxa" w:w="1800"/>
+            <w:shd w:fill="E1E8F7" w:color="auto" w:val="clear"/>
+            <w:tcMar>
+              <w:top w:type="dxa" w:w="60"/>
+              <w:left w:type="dxa" w:w="100"/>
+              <w:bottom w:type="dxa" w:w="60"/>
+              <w:right w:type="dxa" w:w="100"/>
+            </w:tcMar>
+          </w:tcPr>
+          <w:p>
+            <w:r>
+              <w:rPr>
+                <w:b/>
+                <w:bCs/>
+              </w:rPr>
+              <w:t xml:space="preserve">FreezeTime</w:t>
+            </w:r>
+          </w:p>
+        </w:tc>
+        <w:tc>
+          <w:tcPr>
+            <w:tcW w:type="dxa" w:w="3600"/>
+            <w:shd w:fill="E1E8F7" w:color="auto" w:val="clear"/>
+            <w:tcMar>
+              <w:top w:type="dxa" w:w="60"/>
+              <w:left w:type="dxa" w:w="100"/>
+              <w:bottom w:type="dxa" w:w="60"/>
+              <w:right w:type="dxa" w:w="100"/>
+            </w:tcMar>
+          </w:tcPr>
+          <w:p>
+            <w:r>
+              <w:rPr>
+                <w:b/>
+                <w:bCs/>
+              </w:rPr>
+              <w:t xml:space="preserve">따라가는 구간</w:t>
+            </w:r>
+          </w:p>
+        </w:tc>
+        <w:tc>
+          <w:tcPr>
+            <w:tcW w:type="dxa" w:w="3626"/>
+            <w:shd w:fill="E1E8F7" w:color="auto" w:val="clear"/>
+            <w:tcMar>
+              <w:top w:type="dxa" w:w="60"/>
+              <w:left w:type="dxa" w:w="100"/>
+              <w:bottom w:type="dxa" w:w="60"/>
+              <w:right w:type="dxa" w:w="100"/>
+            </w:tcMar>
+          </w:tcPr>
+          <w:p>
+            <w:r>
+              <w:rPr>
+                <w:b/>
+                <w:bCs/>
+              </w:rPr>
+              <w:t xml:space="preserve">결과</w:t>
+            </w:r>
+          </w:p>
+        </w:tc>
+      </w:tr>
+      <w:tr>
+        <w:tc>
+          <w:tcPr>
+            <w:tcW w:type="dxa" w:w="1800"/>
+            <w:tcMar>
+              <w:top w:type="dxa" w:w="60"/>
+              <w:left w:type="dxa" w:w="100"/>
+              <w:bottom w:type="dxa" w:w="60"/>
+              <w:right w:type="dxa" w:w="100"/>
+            </w:tcMar>
+          </w:tcPr>
+          <w:p>
+            <w:r>
+              <w:rPr>
+                <w:b w:val="false"/>
+                <w:bCs w:val="false"/>
+              </w:rPr>
+              <w:t xml:space="preserve">0.5</w:t>
+            </w:r>
+          </w:p>
+        </w:tc>
+        <w:tc>
+          <w:tcPr>
+            <w:tcW w:type="dxa" w:w="3600"/>
+            <w:tcMar>
+              <w:top w:type="dxa" w:w="60"/>
+              <w:left w:type="dxa" w:w="100"/>
+              <w:bottom w:type="dxa" w:w="60"/>
+              <w:right w:type="dxa" w:w="100"/>
+            </w:tcMar>
+          </w:tcPr>
+          <w:p>
+            <w:r>
+              <w:rPr>
+                <w:b w:val="false"/>
+                <w:bCs w:val="false"/>
+              </w:rPr>
+              <w:t xml:space="preserve">전조 동안만 (이동 시작 전)</w:t>
+            </w:r>
+          </w:p>
+        </w:tc>
+        <w:tc>
+          <w:tcPr>
+            <w:tcW w:type="dxa" w:w="3626"/>
+            <w:tcMar>
+              <w:top w:type="dxa" w:w="60"/>
+              <w:left w:type="dxa" w:w="100"/>
+              <w:bottom w:type="dxa" w:w="60"/>
+              <w:right w:type="dxa" w:w="100"/>
+            </w:tcMar>
+          </w:tcPr>
+          <w:p>
+            <w:r>
+              <w:rPr>
+                <w:b w:val="false"/>
+                <w:bCs w:val="false"/>
+              </w:rPr>
+              <w:t xml:space="preserve">이동 시작 순간의 위치로 직진 → 일찍 옆으로 빠지면 빗나감</w:t>
+            </w:r>
+          </w:p>
+        </w:tc>
+      </w:tr>
+      <w:tr>
+        <w:tc>
+          <w:tcPr>
+            <w:tcW w:type="dxa" w:w="1800"/>
+            <w:tcMar>
+              <w:top w:type="dxa" w:w="60"/>
+              <w:left w:type="dxa" w:w="100"/>
+              <w:bottom w:type="dxa" w:w="60"/>
+              <w:right w:type="dxa" w:w="100"/>
+            </w:tcMar>
+          </w:tcPr>
+          <w:p>
+            <w:r>
+              <w:rPr>
+                <w:b w:val="false"/>
+                <w:bCs w:val="false"/>
+              </w:rPr>
+              <w:t xml:space="preserve">1.0 (현재)</w:t>
+            </w:r>
+          </w:p>
+        </w:tc>
+        <w:tc>
+          <w:tcPr>
+            <w:tcW w:type="dxa" w:w="3600"/>
+            <w:tcMar>
+              <w:top w:type="dxa" w:w="60"/>
+              <w:left w:type="dxa" w:w="100"/>
+              <w:bottom w:type="dxa" w:w="60"/>
+              <w:right w:type="dxa" w:w="100"/>
+            </w:tcMar>
+          </w:tcPr>
+          <w:p>
+            <w:r>
+              <w:rPr>
+                <w:b w:val="false"/>
+                <w:bCs w:val="false"/>
+              </w:rPr>
+              <w:t xml:space="preserve">전조 + 느린 접근</w:t>
+            </w:r>
+          </w:p>
+        </w:tc>
+        <w:tc>
+          <w:tcPr>
+            <w:tcW w:type="dxa" w:w="3626"/>
+            <w:tcMar>
+              <w:top w:type="dxa" w:w="60"/>
+              <w:left w:type="dxa" w:w="100"/>
+              <w:bottom w:type="dxa" w:w="60"/>
+              <w:right w:type="dxa" w:w="100"/>
+            </w:tcMar>
+          </w:tcPr>
+          <w:p>
+            <w:r>
+              <w:rPr>
+                <w:b w:val="false"/>
+                <w:bCs w:val="false"/>
+              </w:rPr>
+              <w:t xml:space="preserve">1.0초 위치로 고정 → 마지막 0.3초가 회피 창</w:t>
+            </w:r>
+          </w:p>
+        </w:tc>
+      </w:tr>
+      <w:tr>
+        <w:tc>
+          <w:tcPr>
+            <w:tcW w:type="dxa" w:w="1800"/>
+            <w:tcMar>
+              <w:top w:type="dxa" w:w="60"/>
+              <w:left w:type="dxa" w:w="100"/>
+              <w:bottom w:type="dxa" w:w="60"/>
+              <w:right w:type="dxa" w:w="100"/>
+            </w:tcMar>
+          </w:tcPr>
+          <w:p>
+            <w:r>
+              <w:rPr>
+                <w:b w:val="false"/>
+                <w:bCs w:val="false"/>
+              </w:rPr>
+              <w:t xml:space="preserve">1.3</w:t>
+            </w:r>
+          </w:p>
+        </w:tc>
+        <w:tc>
+          <w:tcPr>
+            <w:tcW w:type="dxa" w:w="3600"/>
+            <w:tcMar>
+              <w:top w:type="dxa" w:w="60"/>
+              <w:left w:type="dxa" w:w="100"/>
+              <w:bottom w:type="dxa" w:w="60"/>
+              <w:right w:type="dxa" w:w="100"/>
+            </w:tcMar>
+          </w:tcPr>
+          <w:p>
+            <w:r>
+              <w:rPr>
+                <w:b w:val="false"/>
+                <w:bCs w:val="false"/>
+              </w:rPr>
+              <w:t xml:space="preserve">끝까지</w:t>
+            </w:r>
+          </w:p>
+        </w:tc>
+        <w:tc>
+          <w:tcPr>
+            <w:tcW w:type="dxa" w:w="3626"/>
+            <w:tcMar>
+              <w:top w:type="dxa" w:w="60"/>
+              <w:left w:type="dxa" w:w="100"/>
+              <w:bottom w:type="dxa" w:w="60"/>
+              <w:right w:type="dxa" w:w="100"/>
+            </w:tcMar>
+          </w:tcPr>
+          <w:p>
+            <w:r>
+              <w:rPr>
+                <w:b w:val="false"/>
+                <w:bCs w:val="false"/>
+              </w:rPr>
+              <w:t xml:space="preserve">피할 방법 없음 (대시 무적 말고는)</w:t>
+            </w:r>
+          </w:p>
+        </w:tc>
+      </w:tr>
+    </w:tbl>
+    <w:p>
+      <w:pPr>
+        <w:spacing w:after="100"/>
+      </w:pPr>
+      <w:r>
+        <w:t xml:space="preserve"/>
+      </w:r>
+    </w:p>
+    <w:p>
+      <w:pPr>
+        <w:spacing w:after="100"/>
+      </w:pPr>
+      <w:r>
+        <w:rPr>
+          <w:b/>
+          <w:bCs/>
+        </w:rPr>
+        <w:t xml:space="preserve">A/B 테스트로 추적 검증 (2026-10-20): </w:t>
+      </w:r>
+      <w:r>
+        <w:t xml:space="preserve">일찍 옆으로 달려 피하기를 FreezeTime 1.0과 0.5로 비교. 1.0은 맞음, 0.5는 안 맞음. 바꾼 값이 하나뿐이므로 결과 차이는 추적 때문 → 추적 작동 확인. (도끼 폭이 넓어 1.0 결과만으로는 추적인지 범위인지 구분이 안 됐음.) 테스트 후 1.0으로 복구.</w:t>
+      </w:r>
+    </w:p>
+    <w:p>
+      <w:pPr>
+        <w:pStyle w:val="Heading1"/>
+      </w:pPr>
+      <w:r>
+        <w:t xml:space="preserve">6. 달리기로 피할 수 있나 (계산)</w:t>
+      </w:r>
+    </w:p>
+    <w:tbl>
+      <w:tblPr>
+        <w:tblW w:type="dxa" w:w="9026"/>
+        <w:tblBorders>
+          <w:top w:val="single" w:color="auto" w:sz="4"/>
+          <w:left w:val="single" w:color="auto" w:sz="4"/>
+          <w:bottom w:val="single" w:color="auto" w:sz="4"/>
+          <w:right w:val="single" w:color="auto" w:sz="4"/>
+          <w:insideH w:val="single" w:color="auto" w:sz="4"/>
+          <w:insideV w:val="single" w:color="auto" w:sz="4"/>
+        </w:tblBorders>
+      </w:tblPr>
+      <w:tblGrid>
+        <w:gridCol w:w="1800"/>
+        <w:gridCol w:w="3600"/>
+        <w:gridCol w:w="3626"/>
+      </w:tblGrid>
+      <w:tr>
+        <w:tc>
+          <w:tcPr>
+            <w:tcW w:type="dxa" w:w="1800"/>
+            <w:shd w:fill="E1E8F7" w:color="auto" w:val="clear"/>
+            <w:tcMar>
+              <w:top w:type="dxa" w:w="60"/>
+              <w:left w:type="dxa" w:w="100"/>
+              <w:bottom w:type="dxa" w:w="60"/>
+              <w:right w:type="dxa" w:w="100"/>
+            </w:tcMar>
+          </w:tcPr>
+          <w:p>
+            <w:r>
+              <w:rPr>
+                <w:b/>
+                <w:bCs/>
+              </w:rPr>
+              <w:t xml:space="preserve">조건</w:t>
+            </w:r>
+          </w:p>
+        </w:tc>
+        <w:tc>
+          <w:tcPr>
+            <w:tcW w:type="dxa" w:w="3600"/>
+            <w:shd w:fill="E1E8F7" w:color="auto" w:val="clear"/>
+            <w:tcMar>
+              <w:top w:type="dxa" w:w="60"/>
+              <w:left w:type="dxa" w:w="100"/>
+              <w:bottom w:type="dxa" w:w="60"/>
+              <w:right w:type="dxa" w:w="100"/>
+            </w:tcMar>
+          </w:tcPr>
+          <w:p>
+            <w:r>
+              <w:rPr>
+                <w:b/>
+                <w:bCs/>
+              </w:rPr>
+              <w:t xml:space="preserve">0.3초 동안 이동</w:t>
+            </w:r>
+          </w:p>
+        </w:tc>
+        <w:tc>
+          <w:tcPr>
+            <w:tcW w:type="dxa" w:w="3626"/>
+            <w:shd w:fill="E1E8F7" w:color="auto" w:val="clear"/>
+            <w:tcMar>
+              <w:top w:type="dxa" w:w="60"/>
+              <w:left w:type="dxa" w:w="100"/>
+              <w:bottom w:type="dxa" w:w="60"/>
+              <w:right w:type="dxa" w:w="100"/>
+            </w:tcMar>
+          </w:tcPr>
+          <w:p>
+            <w:r>
+              <w:rPr>
+                <w:b/>
+                <w:bCs/>
+              </w:rPr>
+              <w:t xml:space="preserve">결과</w:t>
+            </w:r>
+          </w:p>
+        </w:tc>
+      </w:tr>
+      <w:tr>
+        <w:tc>
+          <w:tcPr>
+            <w:tcW w:type="dxa" w:w="1800"/>
+            <w:tcMar>
+              <w:top w:type="dxa" w:w="60"/>
+              <w:left w:type="dxa" w:w="100"/>
+              <w:bottom w:type="dxa" w:w="60"/>
+              <w:right w:type="dxa" w:w="100"/>
+            </w:tcMar>
+          </w:tcPr>
+          <w:p>
+            <w:r>
+              <w:rPr>
+                <w:b w:val="false"/>
+                <w:bCs w:val="false"/>
+              </w:rPr>
+              <w:t xml:space="preserve">서 있다가 1.0초에 출발</w:t>
+            </w:r>
+          </w:p>
+        </w:tc>
+        <w:tc>
+          <w:tcPr>
+            <w:tcW w:type="dxa" w:w="3600"/>
+            <w:tcMar>
+              <w:top w:type="dxa" w:w="60"/>
+              <w:left w:type="dxa" w:w="100"/>
+              <w:bottom w:type="dxa" w:w="60"/>
+              <w:right w:type="dxa" w:w="100"/>
+            </w:tcMar>
+          </w:tcPr>
+          <w:p>
+            <w:r>
+              <w:rPr>
+                <w:b w:val="false"/>
+                <w:bCs w:val="false"/>
+              </w:rPr>
+              <w:t xml:space="preserve">½ × 1500 × 0.3² ≈ 0.67m (최고 속도까지 0.4초)</w:t>
+            </w:r>
+          </w:p>
+        </w:tc>
+        <w:tc>
+          <w:tcPr>
+            <w:tcW w:type="dxa" w:w="3626"/>
+            <w:tcMar>
+              <w:top w:type="dxa" w:w="60"/>
+              <w:left w:type="dxa" w:w="100"/>
+              <w:bottom w:type="dxa" w:w="60"/>
+              <w:right w:type="dxa" w:w="100"/>
+            </w:tcMar>
+          </w:tcPr>
+          <w:p>
+            <w:r>
+              <w:rPr>
+                <w:b w:val="false"/>
+                <w:bCs w:val="false"/>
+              </w:rPr>
+              <w:t xml:space="preserve">어느 방향이든 못 피함</w:t>
+            </w:r>
+          </w:p>
+        </w:tc>
+      </w:tr>
+      <w:tr>
+        <w:tc>
+          <w:tcPr>
+            <w:tcW w:type="dxa" w:w="1800"/>
+            <w:tcMar>
+              <w:top w:type="dxa" w:w="60"/>
+              <w:left w:type="dxa" w:w="100"/>
+              <w:bottom w:type="dxa" w:w="60"/>
+              <w:right w:type="dxa" w:w="100"/>
+            </w:tcMar>
+          </w:tcPr>
+          <w:p>
+            <w:r>
+              <w:rPr>
+                <w:b w:val="false"/>
+                <w:bCs w:val="false"/>
+              </w:rPr>
+              <w:t xml:space="preserve">미리 달리던 중, 옆으로</w:t>
+            </w:r>
+          </w:p>
+        </w:tc>
+        <w:tc>
+          <w:tcPr>
+            <w:tcW w:type="dxa" w:w="3600"/>
+            <w:tcMar>
+              <w:top w:type="dxa" w:w="60"/>
+              <w:left w:type="dxa" w:w="100"/>
+              <w:bottom w:type="dxa" w:w="60"/>
+              <w:right w:type="dxa" w:w="100"/>
+            </w:tcMar>
+          </w:tcPr>
+          <w:p>
+            <w:r>
+              <w:rPr>
+                <w:b w:val="false"/>
+                <w:bCs w:val="false"/>
+              </w:rPr>
+              <w:t xml:space="preserve">600 × 0.3 = 1.8m &lt; 도끼 폭 약 2.7m</w:t>
+            </w:r>
+          </w:p>
+        </w:tc>
+        <w:tc>
+          <w:tcPr>
+            <w:tcW w:type="dxa" w:w="3626"/>
+            <w:tcMar>
+              <w:top w:type="dxa" w:w="60"/>
+              <w:left w:type="dxa" w:w="100"/>
+              <w:bottom w:type="dxa" w:w="60"/>
+              <w:right w:type="dxa" w:w="100"/>
+            </w:tcMar>
+          </w:tcPr>
+          <w:p>
+            <w:r>
+              <w:rPr>
+                <w:b w:val="false"/>
+                <w:bCs w:val="false"/>
+              </w:rPr>
+              <w:t xml:space="preserve">못 피함</w:t>
+            </w:r>
+          </w:p>
+        </w:tc>
+      </w:tr>
+      <w:tr>
+        <w:tc>
+          <w:tcPr>
+            <w:tcW w:type="dxa" w:w="1800"/>
+            <w:tcMar>
+              <w:top w:type="dxa" w:w="60"/>
+              <w:left w:type="dxa" w:w="100"/>
+              <w:bottom w:type="dxa" w:w="60"/>
+              <w:right w:type="dxa" w:w="100"/>
+            </w:tcMar>
+          </w:tcPr>
+          <w:p>
+            <w:r>
+              <w:rPr>
+                <w:b w:val="false"/>
+                <w:bCs w:val="false"/>
+              </w:rPr>
+              <w:t xml:space="preserve">미리 달리던 중, 뒤로</w:t>
+            </w:r>
+          </w:p>
+        </w:tc>
+        <w:tc>
+          <w:tcPr>
+            <w:tcW w:type="dxa" w:w="3600"/>
+            <w:tcMar>
+              <w:top w:type="dxa" w:w="60"/>
+              <w:left w:type="dxa" w:w="100"/>
+              <w:bottom w:type="dxa" w:w="60"/>
+              <w:right w:type="dxa" w:w="100"/>
+            </w:tcMar>
+          </w:tcPr>
+          <w:p>
+            <w:r>
+              <w:rPr>
+                <w:b w:val="false"/>
+                <w:bCs w:val="false"/>
+              </w:rPr>
+              <w:t xml:space="preserve">1.8m → 보스와 약 2.8m 거리</w:t>
+            </w:r>
+          </w:p>
+        </w:tc>
+        <w:tc>
+          <w:tcPr>
+            <w:tcW w:type="dxa" w:w="3626"/>
+            <w:tcMar>
+              <w:top w:type="dxa" w:w="60"/>
+              <w:left w:type="dxa" w:w="100"/>
+              <w:bottom w:type="dxa" w:w="60"/>
+              <w:right w:type="dxa" w:w="100"/>
+            </w:tcMar>
+          </w:tcPr>
+          <w:p>
+            <w:r>
+              <w:rPr>
+                <w:b w:val="false"/>
+                <w:bCs w:val="false"/>
+              </w:rPr>
+              <w:t xml:space="preserve">피함 (앞쪽 사거리가 짧음)</w:t>
+            </w:r>
+          </w:p>
+        </w:tc>
+      </w:tr>
+      <w:tr>
+        <w:tc>
+          <w:tcPr>
+            <w:tcW w:type="dxa" w:w="1800"/>
+            <w:tcMar>
+              <w:top w:type="dxa" w:w="60"/>
+              <w:left w:type="dxa" w:w="100"/>
+              <w:bottom w:type="dxa" w:w="60"/>
+              <w:right w:type="dxa" w:w="100"/>
+            </w:tcMar>
+          </w:tcPr>
+          <w:p>
+            <w:r>
+              <w:rPr>
+                <w:b w:val="false"/>
+                <w:bCs w:val="false"/>
+              </w:rPr>
+              <w:t xml:space="preserve">대시</w:t>
+            </w:r>
+          </w:p>
+        </w:tc>
+        <w:tc>
+          <w:tcPr>
+            <w:tcW w:type="dxa" w:w="3600"/>
+            <w:tcMar>
+              <w:top w:type="dxa" w:w="60"/>
+              <w:left w:type="dxa" w:w="100"/>
+              <w:bottom w:type="dxa" w:w="60"/>
+              <w:right w:type="dxa" w:w="100"/>
+            </w:tcMar>
+          </w:tcPr>
+          <w:p>
+            <w:r>
+              <w:rPr>
+                <w:b w:val="false"/>
+                <w:bCs w:val="false"/>
+              </w:rPr>
+              <w:t xml:space="preserve">대시 거리·무적 [미확인]</w:t>
+            </w:r>
+          </w:p>
+        </w:tc>
+        <w:tc>
+          <w:tcPr>
+            <w:tcW w:type="dxa" w:w="3626"/>
+            <w:tcMar>
+              <w:top w:type="dxa" w:w="60"/>
+              <w:left w:type="dxa" w:w="100"/>
+              <w:bottom w:type="dxa" w:w="60"/>
+              <w:right w:type="dxa" w:w="100"/>
+            </w:tcMar>
+          </w:tcPr>
+          <w:p>
+            <w:r>
+              <w:rPr>
+                <w:b w:val="false"/>
+                <w:bCs w:val="false"/>
+              </w:rPr>
+              <w:t xml:space="preserve">피함 (예상)</w:t>
+            </w:r>
+          </w:p>
+        </w:tc>
+      </w:tr>
+    </w:tbl>
+    <w:p>
+      <w:pPr>
+        <w:spacing w:after="100"/>
+      </w:pPr>
+      <w:r>
+        <w:t xml:space="preserve"/>
+      </w:r>
+    </w:p>
+    <w:p>
+      <w:pPr>
+        <w:spacing w:after="100"/>
+      </w:pPr>
+      <w:r>
+        <w:t xml:space="preserve">플레이어 값: Max Walk Speed 600cm/s, Max Acceleration 1500. 도끼 폭 2.7m는 스크린샷 기준 추정(한쪽 도끼 끝 약 2m + TraceRadius 0.68m).</w:t>
+      </w:r>
+    </w:p>
+    <w:p>
+      <w:pPr>
+        <w:spacing w:after="100"/>
+      </w:pPr>
+      <w:r>
+        <w:rPr>
+          <w:b/>
+          <w:bCs/>
+        </w:rPr>
+        <w:t xml:space="preserve">기획 의도에 맞춘 해석: </w:t>
+      </w:r>
+      <w:r>
+        <w:t xml:space="preserve">대충 옆으로 달리는 회피는 안 통하고, 대시나 미리 뒤로 빠지기는 통한다. 보스 돌진 쿨 6초 = 플레이어 대시 쿨 3초 × 2라서 돌진이 올 때 대시는 항상 준비돼 있다 → "어렵지 않지만 반응은 요구하는 패턴".</w:t>
+      </w:r>
+    </w:p>
+    <w:p>
+      <w:pPr>
+        <w:pStyle w:val="Heading1"/>
+      </w:pPr>
+      <w:r>
+        <w:t xml:space="preserve">7. 아직 확인 안 된 것</w:t>
       </w:r>
     </w:p>
     <w:p>
@@ -1097,7 +1821,7 @@
         <w:spacing w:after="60"/>
       </w:pPr>
       <w:r>
-        <w:t xml:space="preserve">맞았는지의 기준: 지금은 눈으로만 판단. 6-3에서 ANS_TraceWindow(도끼 판정)를 X자 → 펼치기 구간에 넣은 뒤, 가만히 서서 3번, 1.0~1.3초에 피해서 3번 테스트.</w:t>
+        <w:t xml:space="preserve">판정(ANS_TraceWindow L·R, 21~26프레임) 적용 완료. 가만히 서서 3/3 피격, 추적 A/B 확인.</w:t>
       </w:r>
     </w:p>
     <w:p>
@@ -1110,20 +1834,7 @@
         <w:spacing w:after="60"/>
       </w:pPr>
       <w:r>
-        <w:t xml:space="preserve">attack03은 팔을 바깥으로 펼치며 베기 때문에, 다 펼친 끝 자세에서는 도끼가 플레이어 양옆에 있음. 타격은 펼치는 도중에 일어남 → 판정 구간을 끝 프레임 하나가 아니라 펼치는 구간 전체로 잡아야 함.</w:t>
-      </w:r>
-    </w:p>
-    <w:p>
-      <w:pPr>
-        <w:pStyle w:val="ListParagraph"/>
-        <w:numPr>
-          <w:ilvl w:val="0"/>
-          <w:numId w:val="2"/>
-        </w:numPr>
-        <w:spacing w:after="60"/>
-      </w:pPr>
-      <w:r>
-        <w:t xml:space="preserve">0.3초에 베기 범위를 벗어날 수 있는지: 기획서 돌진 범위는 폭 2m. 달리기만으로 충분한지, 대시가 있어야 하는지는 판정이 들어간 뒤 테스트. 플레이어 대시 쿨타임 3초는 기획서에만 있고 아직 미구현.</w:t>
+        <w:t xml:space="preserve">2-B 테스트(미리 뒤로 / 급가속 순간 대시 / 옆 달리기)로 6장 계산 검증. 플레이어 대시 쿨타임 3초는 기획서에만 있고 아직 미구현.</w:t>
       </w:r>
     </w:p>
     <w:p>
